--- a/Course/4 Recap Checkpoints/Recap 6 - Year 13 full synoptic (typeable).docx
+++ b/Course/4 Recap Checkpoints/Recap 6 - Year 13 full synoptic (typeable).docx
@@ -102,38 +102,32 @@
         <w:t xml:space="preserve"> of a processor, and for each give a brief explanation of its effect.</w:t>
       </w:r>
     </w:p>
-    <w:p>
-      <w:pPr>
-        <w:spacing w:before="260"/>
-        <w:pBdr>
-          <w:bottom w:val="single" w:sz="4" w:space="1" w:color="AAB4C0"/>
-        </w:pBdr>
-      </w:pPr>
-    </w:p>
-    <w:p>
-      <w:pPr>
-        <w:spacing w:before="260"/>
-        <w:pBdr>
-          <w:bottom w:val="single" w:sz="4" w:space="1" w:color="AAB4C0"/>
-        </w:pBdr>
-      </w:pPr>
-    </w:p>
-    <w:p>
-      <w:pPr>
-        <w:spacing w:before="260"/>
-        <w:pBdr>
-          <w:bottom w:val="single" w:sz="4" w:space="1" w:color="AAB4C0"/>
-        </w:pBdr>
-      </w:pPr>
-    </w:p>
-    <w:p>
-      <w:pPr>
-        <w:spacing w:before="260"/>
-        <w:pBdr>
-          <w:bottom w:val="single" w:sz="4" w:space="1" w:color="AAB4C0"/>
-        </w:pBdr>
-      </w:pPr>
-    </w:p>
+    <w:tbl>
+      <w:tblPr>
+        <w:tblStyle w:val="TableGrid"/>
+        <w:tblW w:type="auto" w:w="0"/>
+        <w:tblLook w:firstColumn="1" w:firstRow="1" w:lastColumn="0" w:lastRow="0" w:noHBand="0" w:noVBand="1" w:val="04A0"/>
+      </w:tblPr>
+      <w:tblGrid>
+        <w:gridCol w:w="8640"/>
+      </w:tblGrid>
+      <w:tr>
+        <w:trPr>
+          <w:trHeight w:val="1360" w:hRule="atLeast"/>
+        </w:trPr>
+        <w:tc>
+          <w:tcPr>
+            <w:tcW w:type="dxa" w:w="8640"/>
+          </w:tcPr>
+          <w:p>
+            <w:pPr>
+              <w:spacing w:before="40"/>
+            </w:pPr>
+          </w:p>
+        </w:tc>
+      </w:tr>
+    </w:tbl>
+    <w:p/>
     <w:p>
       <w:r>
         <w:rPr>
@@ -164,54 +158,32 @@
         <w:t xml:space="preserve"> Show all working.</w:t>
       </w:r>
     </w:p>
-    <w:p>
-      <w:pPr>
-        <w:spacing w:before="260"/>
-        <w:pBdr>
-          <w:bottom w:val="single" w:sz="4" w:space="1" w:color="AAB4C0"/>
-        </w:pBdr>
-      </w:pPr>
-    </w:p>
-    <w:p>
-      <w:pPr>
-        <w:spacing w:before="260"/>
-        <w:pBdr>
-          <w:bottom w:val="single" w:sz="4" w:space="1" w:color="AAB4C0"/>
-        </w:pBdr>
-      </w:pPr>
-    </w:p>
-    <w:p>
-      <w:pPr>
-        <w:spacing w:before="260"/>
-        <w:pBdr>
-          <w:bottom w:val="single" w:sz="4" w:space="1" w:color="AAB4C0"/>
-        </w:pBdr>
-      </w:pPr>
-    </w:p>
-    <w:p>
-      <w:pPr>
-        <w:spacing w:before="260"/>
-        <w:pBdr>
-          <w:bottom w:val="single" w:sz="4" w:space="1" w:color="AAB4C0"/>
-        </w:pBdr>
-      </w:pPr>
-    </w:p>
-    <w:p>
-      <w:pPr>
-        <w:spacing w:before="260"/>
-        <w:pBdr>
-          <w:bottom w:val="single" w:sz="4" w:space="1" w:color="AAB4C0"/>
-        </w:pBdr>
-      </w:pPr>
-    </w:p>
-    <w:p>
-      <w:pPr>
-        <w:spacing w:before="260"/>
-        <w:pBdr>
-          <w:bottom w:val="single" w:sz="4" w:space="1" w:color="AAB4C0"/>
-        </w:pBdr>
-      </w:pPr>
-    </w:p>
+    <w:tbl>
+      <w:tblPr>
+        <w:tblStyle w:val="TableGrid"/>
+        <w:tblW w:type="auto" w:w="0"/>
+        <w:tblLook w:firstColumn="1" w:firstRow="1" w:lastColumn="0" w:lastRow="0" w:noHBand="0" w:noVBand="1" w:val="04A0"/>
+      </w:tblPr>
+      <w:tblGrid>
+        <w:gridCol w:w="8640"/>
+      </w:tblGrid>
+      <w:tr>
+        <w:trPr>
+          <w:trHeight w:val="2040" w:hRule="atLeast"/>
+        </w:trPr>
+        <w:tc>
+          <w:tcPr>
+            <w:tcW w:type="dxa" w:w="8640"/>
+          </w:tcPr>
+          <w:p>
+            <w:pPr>
+              <w:spacing w:before="40"/>
+            </w:pPr>
+          </w:p>
+        </w:tc>
+      </w:tr>
+    </w:tbl>
+    <w:p/>
     <w:p>
       <w:r>
         <w:rPr>
@@ -256,22 +228,32 @@
         <w:t>[1]</w:t>
       </w:r>
     </w:p>
-    <w:p>
-      <w:pPr>
-        <w:spacing w:before="260"/>
-        <w:pBdr>
-          <w:bottom w:val="single" w:sz="4" w:space="1" w:color="AAB4C0"/>
-        </w:pBdr>
-      </w:pPr>
-    </w:p>
-    <w:p>
-      <w:pPr>
-        <w:spacing w:before="260"/>
-        <w:pBdr>
-          <w:bottom w:val="single" w:sz="4" w:space="1" w:color="AAB4C0"/>
-        </w:pBdr>
-      </w:pPr>
-    </w:p>
+    <w:tbl>
+      <w:tblPr>
+        <w:tblStyle w:val="TableGrid"/>
+        <w:tblW w:type="auto" w:w="0"/>
+        <w:tblLook w:firstColumn="1" w:firstRow="1" w:lastColumn="0" w:lastRow="0" w:noHBand="0" w:noVBand="1" w:val="04A0"/>
+      </w:tblPr>
+      <w:tblGrid>
+        <w:gridCol w:w="8640"/>
+      </w:tblGrid>
+      <w:tr>
+        <w:trPr>
+          <w:trHeight w:val="680" w:hRule="atLeast"/>
+        </w:trPr>
+        <w:tc>
+          <w:tcPr>
+            <w:tcW w:type="dxa" w:w="8640"/>
+          </w:tcPr>
+          <w:p>
+            <w:pPr>
+              <w:spacing w:before="40"/>
+            </w:pPr>
+          </w:p>
+        </w:tc>
+      </w:tr>
+    </w:tbl>
+    <w:p/>
     <w:p>
       <w:r>
         <w:rPr>
@@ -316,30 +298,32 @@
         <w:t>[2]</w:t>
       </w:r>
     </w:p>
-    <w:p>
-      <w:pPr>
-        <w:spacing w:before="260"/>
-        <w:pBdr>
-          <w:bottom w:val="single" w:sz="4" w:space="1" w:color="AAB4C0"/>
-        </w:pBdr>
-      </w:pPr>
-    </w:p>
-    <w:p>
-      <w:pPr>
-        <w:spacing w:before="260"/>
-        <w:pBdr>
-          <w:bottom w:val="single" w:sz="4" w:space="1" w:color="AAB4C0"/>
-        </w:pBdr>
-      </w:pPr>
-    </w:p>
-    <w:p>
-      <w:pPr>
-        <w:spacing w:before="260"/>
-        <w:pBdr>
-          <w:bottom w:val="single" w:sz="4" w:space="1" w:color="AAB4C0"/>
-        </w:pBdr>
-      </w:pPr>
-    </w:p>
+    <w:tbl>
+      <w:tblPr>
+        <w:tblStyle w:val="TableGrid"/>
+        <w:tblW w:type="auto" w:w="0"/>
+        <w:tblLook w:firstColumn="1" w:firstRow="1" w:lastColumn="0" w:lastRow="0" w:noHBand="0" w:noVBand="1" w:val="04A0"/>
+      </w:tblPr>
+      <w:tblGrid>
+        <w:gridCol w:w="8640"/>
+      </w:tblGrid>
+      <w:tr>
+        <w:trPr>
+          <w:trHeight w:val="1020" w:hRule="atLeast"/>
+        </w:trPr>
+        <w:tc>
+          <w:tcPr>
+            <w:tcW w:type="dxa" w:w="8640"/>
+          </w:tcPr>
+          <w:p>
+            <w:pPr>
+              <w:spacing w:before="40"/>
+            </w:pPr>
+          </w:p>
+        </w:tc>
+      </w:tr>
+    </w:tbl>
+    <w:p/>
     <w:p>
       <w:r>
         <w:rPr>
@@ -372,22 +356,32 @@
         <w:t>[1]</w:t>
       </w:r>
     </w:p>
-    <w:p>
-      <w:pPr>
-        <w:spacing w:before="260"/>
-        <w:pBdr>
-          <w:bottom w:val="single" w:sz="4" w:space="1" w:color="AAB4C0"/>
-        </w:pBdr>
-      </w:pPr>
-    </w:p>
-    <w:p>
-      <w:pPr>
-        <w:spacing w:before="260"/>
-        <w:pBdr>
-          <w:bottom w:val="single" w:sz="4" w:space="1" w:color="AAB4C0"/>
-        </w:pBdr>
-      </w:pPr>
-    </w:p>
+    <w:tbl>
+      <w:tblPr>
+        <w:tblStyle w:val="TableGrid"/>
+        <w:tblW w:type="auto" w:w="0"/>
+        <w:tblLook w:firstColumn="1" w:firstRow="1" w:lastColumn="0" w:lastRow="0" w:noHBand="0" w:noVBand="1" w:val="04A0"/>
+      </w:tblPr>
+      <w:tblGrid>
+        <w:gridCol w:w="8640"/>
+      </w:tblGrid>
+      <w:tr>
+        <w:trPr>
+          <w:trHeight w:val="680" w:hRule="atLeast"/>
+        </w:trPr>
+        <w:tc>
+          <w:tcPr>
+            <w:tcW w:type="dxa" w:w="8640"/>
+          </w:tcPr>
+          <w:p>
+            <w:pPr>
+              <w:spacing w:before="40"/>
+            </w:pPr>
+          </w:p>
+        </w:tc>
+      </w:tr>
+    </w:tbl>
+    <w:p/>
     <w:p>
       <w:r>
         <w:rPr>
@@ -446,54 +440,32 @@
         <w:t>.</w:t>
       </w:r>
     </w:p>
-    <w:p>
-      <w:pPr>
-        <w:spacing w:before="260"/>
-        <w:pBdr>
-          <w:bottom w:val="single" w:sz="4" w:space="1" w:color="AAB4C0"/>
-        </w:pBdr>
-      </w:pPr>
-    </w:p>
-    <w:p>
-      <w:pPr>
-        <w:spacing w:before="260"/>
-        <w:pBdr>
-          <w:bottom w:val="single" w:sz="4" w:space="1" w:color="AAB4C0"/>
-        </w:pBdr>
-      </w:pPr>
-    </w:p>
-    <w:p>
-      <w:pPr>
-        <w:spacing w:before="260"/>
-        <w:pBdr>
-          <w:bottom w:val="single" w:sz="4" w:space="1" w:color="AAB4C0"/>
-        </w:pBdr>
-      </w:pPr>
-    </w:p>
-    <w:p>
-      <w:pPr>
-        <w:spacing w:before="260"/>
-        <w:pBdr>
-          <w:bottom w:val="single" w:sz="4" w:space="1" w:color="AAB4C0"/>
-        </w:pBdr>
-      </w:pPr>
-    </w:p>
-    <w:p>
-      <w:pPr>
-        <w:spacing w:before="260"/>
-        <w:pBdr>
-          <w:bottom w:val="single" w:sz="4" w:space="1" w:color="AAB4C0"/>
-        </w:pBdr>
-      </w:pPr>
-    </w:p>
-    <w:p>
-      <w:pPr>
-        <w:spacing w:before="260"/>
-        <w:pBdr>
-          <w:bottom w:val="single" w:sz="4" w:space="1" w:color="AAB4C0"/>
-        </w:pBdr>
-      </w:pPr>
-    </w:p>
+    <w:tbl>
+      <w:tblPr>
+        <w:tblStyle w:val="TableGrid"/>
+        <w:tblW w:type="auto" w:w="0"/>
+        <w:tblLook w:firstColumn="1" w:firstRow="1" w:lastColumn="0" w:lastRow="0" w:noHBand="0" w:noVBand="1" w:val="04A0"/>
+      </w:tblPr>
+      <w:tblGrid>
+        <w:gridCol w:w="8640"/>
+      </w:tblGrid>
+      <w:tr>
+        <w:trPr>
+          <w:trHeight w:val="2040" w:hRule="atLeast"/>
+        </w:trPr>
+        <w:tc>
+          <w:tcPr>
+            <w:tcW w:type="dxa" w:w="8640"/>
+          </w:tcPr>
+          <w:p>
+            <w:pPr>
+              <w:spacing w:before="40"/>
+            </w:pPr>
+          </w:p>
+        </w:tc>
+      </w:tr>
+    </w:tbl>
+    <w:p/>
     <w:p>
       <w:r>
         <w:rPr>
@@ -510,22 +482,32 @@
         <w:t>[1]</w:t>
       </w:r>
     </w:p>
-    <w:p>
-      <w:pPr>
-        <w:spacing w:before="260"/>
-        <w:pBdr>
-          <w:bottom w:val="single" w:sz="4" w:space="1" w:color="AAB4C0"/>
-        </w:pBdr>
-      </w:pPr>
-    </w:p>
-    <w:p>
-      <w:pPr>
-        <w:spacing w:before="260"/>
-        <w:pBdr>
-          <w:bottom w:val="single" w:sz="4" w:space="1" w:color="AAB4C0"/>
-        </w:pBdr>
-      </w:pPr>
-    </w:p>
+    <w:tbl>
+      <w:tblPr>
+        <w:tblStyle w:val="TableGrid"/>
+        <w:tblW w:type="auto" w:w="0"/>
+        <w:tblLook w:firstColumn="1" w:firstRow="1" w:lastColumn="0" w:lastRow="0" w:noHBand="0" w:noVBand="1" w:val="04A0"/>
+      </w:tblPr>
+      <w:tblGrid>
+        <w:gridCol w:w="8640"/>
+      </w:tblGrid>
+      <w:tr>
+        <w:trPr>
+          <w:trHeight w:val="680" w:hRule="atLeast"/>
+        </w:trPr>
+        <w:tc>
+          <w:tcPr>
+            <w:tcW w:type="dxa" w:w="8640"/>
+          </w:tcPr>
+          <w:p>
+            <w:pPr>
+              <w:spacing w:before="40"/>
+            </w:pPr>
+          </w:p>
+        </w:tc>
+      </w:tr>
+    </w:tbl>
+    <w:p/>
     <w:p>
       <w:r>
         <w:rPr>
@@ -542,22 +524,32 @@
         <w:t>[1]</w:t>
       </w:r>
     </w:p>
-    <w:p>
-      <w:pPr>
-        <w:spacing w:before="260"/>
-        <w:pBdr>
-          <w:bottom w:val="single" w:sz="4" w:space="1" w:color="AAB4C0"/>
-        </w:pBdr>
-      </w:pPr>
-    </w:p>
-    <w:p>
-      <w:pPr>
-        <w:spacing w:before="260"/>
-        <w:pBdr>
-          <w:bottom w:val="single" w:sz="4" w:space="1" w:color="AAB4C0"/>
-        </w:pBdr>
-      </w:pPr>
-    </w:p>
+    <w:tbl>
+      <w:tblPr>
+        <w:tblStyle w:val="TableGrid"/>
+        <w:tblW w:type="auto" w:w="0"/>
+        <w:tblLook w:firstColumn="1" w:firstRow="1" w:lastColumn="0" w:lastRow="0" w:noHBand="0" w:noVBand="1" w:val="04A0"/>
+      </w:tblPr>
+      <w:tblGrid>
+        <w:gridCol w:w="8640"/>
+      </w:tblGrid>
+      <w:tr>
+        <w:trPr>
+          <w:trHeight w:val="680" w:hRule="atLeast"/>
+        </w:trPr>
+        <w:tc>
+          <w:tcPr>
+            <w:tcW w:type="dxa" w:w="8640"/>
+          </w:tcPr>
+          <w:p>
+            <w:pPr>
+              <w:spacing w:before="40"/>
+            </w:pPr>
+          </w:p>
+        </w:tc>
+      </w:tr>
+    </w:tbl>
+    <w:p/>
     <w:p>
       <w:r>
         <w:rPr>
@@ -588,30 +580,32 @@
         <w:t>[2]</w:t>
       </w:r>
     </w:p>
-    <w:p>
-      <w:pPr>
-        <w:spacing w:before="260"/>
-        <w:pBdr>
-          <w:bottom w:val="single" w:sz="4" w:space="1" w:color="AAB4C0"/>
-        </w:pBdr>
-      </w:pPr>
-    </w:p>
-    <w:p>
-      <w:pPr>
-        <w:spacing w:before="260"/>
-        <w:pBdr>
-          <w:bottom w:val="single" w:sz="4" w:space="1" w:color="AAB4C0"/>
-        </w:pBdr>
-      </w:pPr>
-    </w:p>
-    <w:p>
-      <w:pPr>
-        <w:spacing w:before="260"/>
-        <w:pBdr>
-          <w:bottom w:val="single" w:sz="4" w:space="1" w:color="AAB4C0"/>
-        </w:pBdr>
-      </w:pPr>
-    </w:p>
+    <w:tbl>
+      <w:tblPr>
+        <w:tblStyle w:val="TableGrid"/>
+        <w:tblW w:type="auto" w:w="0"/>
+        <w:tblLook w:firstColumn="1" w:firstRow="1" w:lastColumn="0" w:lastRow="0" w:noHBand="0" w:noVBand="1" w:val="04A0"/>
+      </w:tblPr>
+      <w:tblGrid>
+        <w:gridCol w:w="8640"/>
+      </w:tblGrid>
+      <w:tr>
+        <w:trPr>
+          <w:trHeight w:val="1020" w:hRule="atLeast"/>
+        </w:trPr>
+        <w:tc>
+          <w:tcPr>
+            <w:tcW w:type="dxa" w:w="8640"/>
+          </w:tcPr>
+          <w:p>
+            <w:pPr>
+              <w:spacing w:before="40"/>
+            </w:pPr>
+          </w:p>
+        </w:tc>
+      </w:tr>
+    </w:tbl>
+    <w:p/>
     <w:p>
       <w:r>
         <w:rPr>
@@ -635,38 +629,32 @@
         <w:t>(1.4 — Boolean algebra / floating point)</w:t>
       </w:r>
     </w:p>
-    <w:p>
-      <w:pPr>
-        <w:spacing w:before="260"/>
-        <w:pBdr>
-          <w:bottom w:val="single" w:sz="4" w:space="1" w:color="AAB4C0"/>
-        </w:pBdr>
-      </w:pPr>
-    </w:p>
-    <w:p>
-      <w:pPr>
-        <w:spacing w:before="260"/>
-        <w:pBdr>
-          <w:bottom w:val="single" w:sz="4" w:space="1" w:color="AAB4C0"/>
-        </w:pBdr>
-      </w:pPr>
-    </w:p>
-    <w:p>
-      <w:pPr>
-        <w:spacing w:before="260"/>
-        <w:pBdr>
-          <w:bottom w:val="single" w:sz="4" w:space="1" w:color="AAB4C0"/>
-        </w:pBdr>
-      </w:pPr>
-    </w:p>
-    <w:p>
-      <w:pPr>
-        <w:spacing w:before="260"/>
-        <w:pBdr>
-          <w:bottom w:val="single" w:sz="4" w:space="1" w:color="AAB4C0"/>
-        </w:pBdr>
-      </w:pPr>
-    </w:p>
+    <w:tbl>
+      <w:tblPr>
+        <w:tblStyle w:val="TableGrid"/>
+        <w:tblW w:type="auto" w:w="0"/>
+        <w:tblLook w:firstColumn="1" w:firstRow="1" w:lastColumn="0" w:lastRow="0" w:noHBand="0" w:noVBand="1" w:val="04A0"/>
+      </w:tblPr>
+      <w:tblGrid>
+        <w:gridCol w:w="8640"/>
+      </w:tblGrid>
+      <w:tr>
+        <w:trPr>
+          <w:trHeight w:val="1360" w:hRule="atLeast"/>
+        </w:trPr>
+        <w:tc>
+          <w:tcPr>
+            <w:tcW w:type="dxa" w:w="8640"/>
+          </w:tcPr>
+          <w:p>
+            <w:pPr>
+              <w:spacing w:before="40"/>
+            </w:pPr>
+          </w:p>
+        </w:tc>
+      </w:tr>
+    </w:tbl>
+    <w:p/>
     <w:p>
       <w:r>
         <w:rPr>
@@ -697,22 +685,32 @@
         <w:t>[1]</w:t>
       </w:r>
     </w:p>
-    <w:p>
-      <w:pPr>
-        <w:spacing w:before="260"/>
-        <w:pBdr>
-          <w:bottom w:val="single" w:sz="4" w:space="1" w:color="AAB4C0"/>
-        </w:pBdr>
-      </w:pPr>
-    </w:p>
-    <w:p>
-      <w:pPr>
-        <w:spacing w:before="260"/>
-        <w:pBdr>
-          <w:bottom w:val="single" w:sz="4" w:space="1" w:color="AAB4C0"/>
-        </w:pBdr>
-      </w:pPr>
-    </w:p>
+    <w:tbl>
+      <w:tblPr>
+        <w:tblStyle w:val="TableGrid"/>
+        <w:tblW w:type="auto" w:w="0"/>
+        <w:tblLook w:firstColumn="1" w:firstRow="1" w:lastColumn="0" w:lastRow="0" w:noHBand="0" w:noVBand="1" w:val="04A0"/>
+      </w:tblPr>
+      <w:tblGrid>
+        <w:gridCol w:w="8640"/>
+      </w:tblGrid>
+      <w:tr>
+        <w:trPr>
+          <w:trHeight w:val="680" w:hRule="atLeast"/>
+        </w:trPr>
+        <w:tc>
+          <w:tcPr>
+            <w:tcW w:type="dxa" w:w="8640"/>
+          </w:tcPr>
+          <w:p>
+            <w:pPr>
+              <w:spacing w:before="40"/>
+            </w:pPr>
+          </w:p>
+        </w:tc>
+      </w:tr>
+    </w:tbl>
+    <w:p/>
     <w:p>
       <w:r>
         <w:rPr>
@@ -743,30 +741,32 @@
         <w:t>[2]</w:t>
       </w:r>
     </w:p>
-    <w:p>
-      <w:pPr>
-        <w:spacing w:before="260"/>
-        <w:pBdr>
-          <w:bottom w:val="single" w:sz="4" w:space="1" w:color="AAB4C0"/>
-        </w:pBdr>
-      </w:pPr>
-    </w:p>
-    <w:p>
-      <w:pPr>
-        <w:spacing w:before="260"/>
-        <w:pBdr>
-          <w:bottom w:val="single" w:sz="4" w:space="1" w:color="AAB4C0"/>
-        </w:pBdr>
-      </w:pPr>
-    </w:p>
-    <w:p>
-      <w:pPr>
-        <w:spacing w:before="260"/>
-        <w:pBdr>
-          <w:bottom w:val="single" w:sz="4" w:space="1" w:color="AAB4C0"/>
-        </w:pBdr>
-      </w:pPr>
-    </w:p>
+    <w:tbl>
+      <w:tblPr>
+        <w:tblStyle w:val="TableGrid"/>
+        <w:tblW w:type="auto" w:w="0"/>
+        <w:tblLook w:firstColumn="1" w:firstRow="1" w:lastColumn="0" w:lastRow="0" w:noHBand="0" w:noVBand="1" w:val="04A0"/>
+      </w:tblPr>
+      <w:tblGrid>
+        <w:gridCol w:w="8640"/>
+      </w:tblGrid>
+      <w:tr>
+        <w:trPr>
+          <w:trHeight w:val="1020" w:hRule="atLeast"/>
+        </w:trPr>
+        <w:tc>
+          <w:tcPr>
+            <w:tcW w:type="dxa" w:w="8640"/>
+          </w:tcPr>
+          <w:p>
+            <w:pPr>
+              <w:spacing w:before="40"/>
+            </w:pPr>
+          </w:p>
+        </w:tc>
+      </w:tr>
+    </w:tbl>
+    <w:p/>
     <w:p>
       <w:r>
         <w:rPr>
@@ -797,54 +797,32 @@
         <w:t xml:space="preserve"> </w:t>
       </w:r>
     </w:p>
-    <w:p>
-      <w:pPr>
-        <w:spacing w:before="260"/>
-        <w:pBdr>
-          <w:bottom w:val="single" w:sz="4" w:space="1" w:color="AAB4C0"/>
-        </w:pBdr>
-      </w:pPr>
-    </w:p>
-    <w:p>
-      <w:pPr>
-        <w:spacing w:before="260"/>
-        <w:pBdr>
-          <w:bottom w:val="single" w:sz="4" w:space="1" w:color="AAB4C0"/>
-        </w:pBdr>
-      </w:pPr>
-    </w:p>
-    <w:p>
-      <w:pPr>
-        <w:spacing w:before="260"/>
-        <w:pBdr>
-          <w:bottom w:val="single" w:sz="4" w:space="1" w:color="AAB4C0"/>
-        </w:pBdr>
-      </w:pPr>
-    </w:p>
-    <w:p>
-      <w:pPr>
-        <w:spacing w:before="260"/>
-        <w:pBdr>
-          <w:bottom w:val="single" w:sz="4" w:space="1" w:color="AAB4C0"/>
-        </w:pBdr>
-      </w:pPr>
-    </w:p>
-    <w:p>
-      <w:pPr>
-        <w:spacing w:before="260"/>
-        <w:pBdr>
-          <w:bottom w:val="single" w:sz="4" w:space="1" w:color="AAB4C0"/>
-        </w:pBdr>
-      </w:pPr>
-    </w:p>
-    <w:p>
-      <w:pPr>
-        <w:spacing w:before="260"/>
-        <w:pBdr>
-          <w:bottom w:val="single" w:sz="4" w:space="1" w:color="AAB4C0"/>
-        </w:pBdr>
-      </w:pPr>
-    </w:p>
+    <w:tbl>
+      <w:tblPr>
+        <w:tblStyle w:val="TableGrid"/>
+        <w:tblW w:type="auto" w:w="0"/>
+        <w:tblLook w:firstColumn="1" w:firstRow="1" w:lastColumn="0" w:lastRow="0" w:noHBand="0" w:noVBand="1" w:val="04A0"/>
+      </w:tblPr>
+      <w:tblGrid>
+        <w:gridCol w:w="8640"/>
+      </w:tblGrid>
+      <w:tr>
+        <w:trPr>
+          <w:trHeight w:val="2040" w:hRule="atLeast"/>
+        </w:trPr>
+        <w:tc>
+          <w:tcPr>
+            <w:tcW w:type="dxa" w:w="8640"/>
+          </w:tcPr>
+          <w:p>
+            <w:pPr>
+              <w:spacing w:before="40"/>
+            </w:pPr>
+          </w:p>
+        </w:tc>
+      </w:tr>
+    </w:tbl>
+    <w:p/>
     <w:p>
       <w:r>
         <w:rPr>
@@ -889,30 +867,32 @@
         <w:t>[2]</w:t>
       </w:r>
     </w:p>
-    <w:p>
-      <w:pPr>
-        <w:spacing w:before="260"/>
-        <w:pBdr>
-          <w:bottom w:val="single" w:sz="4" w:space="1" w:color="AAB4C0"/>
-        </w:pBdr>
-      </w:pPr>
-    </w:p>
-    <w:p>
-      <w:pPr>
-        <w:spacing w:before="260"/>
-        <w:pBdr>
-          <w:bottom w:val="single" w:sz="4" w:space="1" w:color="AAB4C0"/>
-        </w:pBdr>
-      </w:pPr>
-    </w:p>
-    <w:p>
-      <w:pPr>
-        <w:spacing w:before="260"/>
-        <w:pBdr>
-          <w:bottom w:val="single" w:sz="4" w:space="1" w:color="AAB4C0"/>
-        </w:pBdr>
-      </w:pPr>
-    </w:p>
+    <w:tbl>
+      <w:tblPr>
+        <w:tblStyle w:val="TableGrid"/>
+        <w:tblW w:type="auto" w:w="0"/>
+        <w:tblLook w:firstColumn="1" w:firstRow="1" w:lastColumn="0" w:lastRow="0" w:noHBand="0" w:noVBand="1" w:val="04A0"/>
+      </w:tblPr>
+      <w:tblGrid>
+        <w:gridCol w:w="8640"/>
+      </w:tblGrid>
+      <w:tr>
+        <w:trPr>
+          <w:trHeight w:val="1020" w:hRule="atLeast"/>
+        </w:trPr>
+        <w:tc>
+          <w:tcPr>
+            <w:tcW w:type="dxa" w:w="8640"/>
+          </w:tcPr>
+          <w:p>
+            <w:pPr>
+              <w:spacing w:before="40"/>
+            </w:pPr>
+          </w:p>
+        </w:tc>
+      </w:tr>
+    </w:tbl>
+    <w:p/>
     <w:p>
       <w:r>
         <w:rPr>
@@ -957,30 +937,32 @@
         <w:t>[2]</w:t>
       </w:r>
     </w:p>
-    <w:p>
-      <w:pPr>
-        <w:spacing w:before="260"/>
-        <w:pBdr>
-          <w:bottom w:val="single" w:sz="4" w:space="1" w:color="AAB4C0"/>
-        </w:pBdr>
-      </w:pPr>
-    </w:p>
-    <w:p>
-      <w:pPr>
-        <w:spacing w:before="260"/>
-        <w:pBdr>
-          <w:bottom w:val="single" w:sz="4" w:space="1" w:color="AAB4C0"/>
-        </w:pBdr>
-      </w:pPr>
-    </w:p>
-    <w:p>
-      <w:pPr>
-        <w:spacing w:before="260"/>
-        <w:pBdr>
-          <w:bottom w:val="single" w:sz="4" w:space="1" w:color="AAB4C0"/>
-        </w:pBdr>
-      </w:pPr>
-    </w:p>
+    <w:tbl>
+      <w:tblPr>
+        <w:tblStyle w:val="TableGrid"/>
+        <w:tblW w:type="auto" w:w="0"/>
+        <w:tblLook w:firstColumn="1" w:firstRow="1" w:lastColumn="0" w:lastRow="0" w:noHBand="0" w:noVBand="1" w:val="04A0"/>
+      </w:tblPr>
+      <w:tblGrid>
+        <w:gridCol w:w="8640"/>
+      </w:tblGrid>
+      <w:tr>
+        <w:trPr>
+          <w:trHeight w:val="1020" w:hRule="atLeast"/>
+        </w:trPr>
+        <w:tc>
+          <w:tcPr>
+            <w:tcW w:type="dxa" w:w="8640"/>
+          </w:tcPr>
+          <w:p>
+            <w:pPr>
+              <w:spacing w:before="40"/>
+            </w:pPr>
+          </w:p>
+        </w:tc>
+      </w:tr>
+    </w:tbl>
+    <w:p/>
     <w:p>
       <w:r>
         <w:rPr>
@@ -1011,38 +993,32 @@
         <w:t xml:space="preserve"> Self-driving cars must sometimes "decide" how to act in an unavoidable collision.</w:t>
       </w:r>
     </w:p>
-    <w:p>
-      <w:pPr>
-        <w:spacing w:before="260"/>
-        <w:pBdr>
-          <w:bottom w:val="single" w:sz="4" w:space="1" w:color="AAB4C0"/>
-        </w:pBdr>
-      </w:pPr>
-    </w:p>
-    <w:p>
-      <w:pPr>
-        <w:spacing w:before="260"/>
-        <w:pBdr>
-          <w:bottom w:val="single" w:sz="4" w:space="1" w:color="AAB4C0"/>
-        </w:pBdr>
-      </w:pPr>
-    </w:p>
-    <w:p>
-      <w:pPr>
-        <w:spacing w:before="260"/>
-        <w:pBdr>
-          <w:bottom w:val="single" w:sz="4" w:space="1" w:color="AAB4C0"/>
-        </w:pBdr>
-      </w:pPr>
-    </w:p>
-    <w:p>
-      <w:pPr>
-        <w:spacing w:before="260"/>
-        <w:pBdr>
-          <w:bottom w:val="single" w:sz="4" w:space="1" w:color="AAB4C0"/>
-        </w:pBdr>
-      </w:pPr>
-    </w:p>
+    <w:tbl>
+      <w:tblPr>
+        <w:tblStyle w:val="TableGrid"/>
+        <w:tblW w:type="auto" w:w="0"/>
+        <w:tblLook w:firstColumn="1" w:firstRow="1" w:lastColumn="0" w:lastRow="0" w:noHBand="0" w:noVBand="1" w:val="04A0"/>
+      </w:tblPr>
+      <w:tblGrid>
+        <w:gridCol w:w="8640"/>
+      </w:tblGrid>
+      <w:tr>
+        <w:trPr>
+          <w:trHeight w:val="1360" w:hRule="atLeast"/>
+        </w:trPr>
+        <w:tc>
+          <w:tcPr>
+            <w:tcW w:type="dxa" w:w="8640"/>
+          </w:tcPr>
+          <w:p>
+            <w:pPr>
+              <w:spacing w:before="40"/>
+            </w:pPr>
+          </w:p>
+        </w:tc>
+      </w:tr>
+    </w:tbl>
+    <w:p/>
     <w:p>
       <w:r>
         <w:rPr>
@@ -1101,38 +1077,32 @@
         <w:t>[3]</w:t>
       </w:r>
     </w:p>
-    <w:p>
-      <w:pPr>
-        <w:spacing w:before="260"/>
-        <w:pBdr>
-          <w:bottom w:val="single" w:sz="4" w:space="1" w:color="AAB4C0"/>
-        </w:pBdr>
-      </w:pPr>
-    </w:p>
-    <w:p>
-      <w:pPr>
-        <w:spacing w:before="260"/>
-        <w:pBdr>
-          <w:bottom w:val="single" w:sz="4" w:space="1" w:color="AAB4C0"/>
-        </w:pBdr>
-      </w:pPr>
-    </w:p>
-    <w:p>
-      <w:pPr>
-        <w:spacing w:before="260"/>
-        <w:pBdr>
-          <w:bottom w:val="single" w:sz="4" w:space="1" w:color="AAB4C0"/>
-        </w:pBdr>
-      </w:pPr>
-    </w:p>
-    <w:p>
-      <w:pPr>
-        <w:spacing w:before="260"/>
-        <w:pBdr>
-          <w:bottom w:val="single" w:sz="4" w:space="1" w:color="AAB4C0"/>
-        </w:pBdr>
-      </w:pPr>
-    </w:p>
+    <w:tbl>
+      <w:tblPr>
+        <w:tblStyle w:val="TableGrid"/>
+        <w:tblW w:type="auto" w:w="0"/>
+        <w:tblLook w:firstColumn="1" w:firstRow="1" w:lastColumn="0" w:lastRow="0" w:noHBand="0" w:noVBand="1" w:val="04A0"/>
+      </w:tblPr>
+      <w:tblGrid>
+        <w:gridCol w:w="8640"/>
+      </w:tblGrid>
+      <w:tr>
+        <w:trPr>
+          <w:trHeight w:val="1360" w:hRule="atLeast"/>
+        </w:trPr>
+        <w:tc>
+          <w:tcPr>
+            <w:tcW w:type="dxa" w:w="8640"/>
+          </w:tcPr>
+          <w:p>
+            <w:pPr>
+              <w:spacing w:before="40"/>
+            </w:pPr>
+          </w:p>
+        </w:tc>
+      </w:tr>
+    </w:tbl>
+    <w:p/>
     <w:p>
       <w:r>
         <w:rPr>
@@ -1156,54 +1126,32 @@
         <w:t>(2.1 / 2.2 — Computational thinking + programming)</w:t>
       </w:r>
     </w:p>
-    <w:p>
-      <w:pPr>
-        <w:spacing w:before="260"/>
-        <w:pBdr>
-          <w:bottom w:val="single" w:sz="4" w:space="1" w:color="AAB4C0"/>
-        </w:pBdr>
-      </w:pPr>
-    </w:p>
-    <w:p>
-      <w:pPr>
-        <w:spacing w:before="260"/>
-        <w:pBdr>
-          <w:bottom w:val="single" w:sz="4" w:space="1" w:color="AAB4C0"/>
-        </w:pBdr>
-      </w:pPr>
-    </w:p>
-    <w:p>
-      <w:pPr>
-        <w:spacing w:before="260"/>
-        <w:pBdr>
-          <w:bottom w:val="single" w:sz="4" w:space="1" w:color="AAB4C0"/>
-        </w:pBdr>
-      </w:pPr>
-    </w:p>
-    <w:p>
-      <w:pPr>
-        <w:spacing w:before="260"/>
-        <w:pBdr>
-          <w:bottom w:val="single" w:sz="4" w:space="1" w:color="AAB4C0"/>
-        </w:pBdr>
-      </w:pPr>
-    </w:p>
-    <w:p>
-      <w:pPr>
-        <w:spacing w:before="260"/>
-        <w:pBdr>
-          <w:bottom w:val="single" w:sz="4" w:space="1" w:color="AAB4C0"/>
-        </w:pBdr>
-      </w:pPr>
-    </w:p>
-    <w:p>
-      <w:pPr>
-        <w:spacing w:before="260"/>
-        <w:pBdr>
-          <w:bottom w:val="single" w:sz="4" w:space="1" w:color="AAB4C0"/>
-        </w:pBdr>
-      </w:pPr>
-    </w:p>
+    <w:tbl>
+      <w:tblPr>
+        <w:tblStyle w:val="TableGrid"/>
+        <w:tblW w:type="auto" w:w="0"/>
+        <w:tblLook w:firstColumn="1" w:firstRow="1" w:lastColumn="0" w:lastRow="0" w:noHBand="0" w:noVBand="1" w:val="04A0"/>
+      </w:tblPr>
+      <w:tblGrid>
+        <w:gridCol w:w="8640"/>
+      </w:tblGrid>
+      <w:tr>
+        <w:trPr>
+          <w:trHeight w:val="2040" w:hRule="atLeast"/>
+        </w:trPr>
+        <w:tc>
+          <w:tcPr>
+            <w:tcW w:type="dxa" w:w="8640"/>
+          </w:tcPr>
+          <w:p>
+            <w:pPr>
+              <w:spacing w:before="40"/>
+            </w:pPr>
+          </w:p>
+        </w:tc>
+      </w:tr>
+    </w:tbl>
+    <w:p/>
     <w:p>
       <w:r>
         <w:rPr>
@@ -1248,22 +1196,32 @@
         <w:t>[1]</w:t>
       </w:r>
     </w:p>
-    <w:p>
-      <w:pPr>
-        <w:spacing w:before="260"/>
-        <w:pBdr>
-          <w:bottom w:val="single" w:sz="4" w:space="1" w:color="AAB4C0"/>
-        </w:pBdr>
-      </w:pPr>
-    </w:p>
-    <w:p>
-      <w:pPr>
-        <w:spacing w:before="260"/>
-        <w:pBdr>
-          <w:bottom w:val="single" w:sz="4" w:space="1" w:color="AAB4C0"/>
-        </w:pBdr>
-      </w:pPr>
-    </w:p>
+    <w:tbl>
+      <w:tblPr>
+        <w:tblStyle w:val="TableGrid"/>
+        <w:tblW w:type="auto" w:w="0"/>
+        <w:tblLook w:firstColumn="1" w:firstRow="1" w:lastColumn="0" w:lastRow="0" w:noHBand="0" w:noVBand="1" w:val="04A0"/>
+      </w:tblPr>
+      <w:tblGrid>
+        <w:gridCol w:w="8640"/>
+      </w:tblGrid>
+      <w:tr>
+        <w:trPr>
+          <w:trHeight w:val="680" w:hRule="atLeast"/>
+        </w:trPr>
+        <w:tc>
+          <w:tcPr>
+            <w:tcW w:type="dxa" w:w="8640"/>
+          </w:tcPr>
+          <w:p>
+            <w:pPr>
+              <w:spacing w:before="40"/>
+            </w:pPr>
+          </w:p>
+        </w:tc>
+      </w:tr>
+    </w:tbl>
+    <w:p/>
     <w:p>
       <w:r>
         <w:rPr>
@@ -1308,30 +1266,32 @@
         <w:t>[2]</w:t>
       </w:r>
     </w:p>
-    <w:p>
-      <w:pPr>
-        <w:spacing w:before="260"/>
-        <w:pBdr>
-          <w:bottom w:val="single" w:sz="4" w:space="1" w:color="AAB4C0"/>
-        </w:pBdr>
-      </w:pPr>
-    </w:p>
-    <w:p>
-      <w:pPr>
-        <w:spacing w:before="260"/>
-        <w:pBdr>
-          <w:bottom w:val="single" w:sz="4" w:space="1" w:color="AAB4C0"/>
-        </w:pBdr>
-      </w:pPr>
-    </w:p>
-    <w:p>
-      <w:pPr>
-        <w:spacing w:before="260"/>
-        <w:pBdr>
-          <w:bottom w:val="single" w:sz="4" w:space="1" w:color="AAB4C0"/>
-        </w:pBdr>
-      </w:pPr>
-    </w:p>
+    <w:tbl>
+      <w:tblPr>
+        <w:tblStyle w:val="TableGrid"/>
+        <w:tblW w:type="auto" w:w="0"/>
+        <w:tblLook w:firstColumn="1" w:firstRow="1" w:lastColumn="0" w:lastRow="0" w:noHBand="0" w:noVBand="1" w:val="04A0"/>
+      </w:tblPr>
+      <w:tblGrid>
+        <w:gridCol w:w="8640"/>
+      </w:tblGrid>
+      <w:tr>
+        <w:trPr>
+          <w:trHeight w:val="1020" w:hRule="atLeast"/>
+        </w:trPr>
+        <w:tc>
+          <w:tcPr>
+            <w:tcW w:type="dxa" w:w="8640"/>
+          </w:tcPr>
+          <w:p>
+            <w:pPr>
+              <w:spacing w:before="40"/>
+            </w:pPr>
+          </w:p>
+        </w:tc>
+      </w:tr>
+    </w:tbl>
+    <w:p/>
     <w:p>
       <w:r>
         <w:rPr>
@@ -1390,22 +1350,32 @@
         <w:t>[1]</w:t>
       </w:r>
     </w:p>
-    <w:p>
-      <w:pPr>
-        <w:spacing w:before="260"/>
-        <w:pBdr>
-          <w:bottom w:val="single" w:sz="4" w:space="1" w:color="AAB4C0"/>
-        </w:pBdr>
-      </w:pPr>
-    </w:p>
-    <w:p>
-      <w:pPr>
-        <w:spacing w:before="260"/>
-        <w:pBdr>
-          <w:bottom w:val="single" w:sz="4" w:space="1" w:color="AAB4C0"/>
-        </w:pBdr>
-      </w:pPr>
-    </w:p>
+    <w:tbl>
+      <w:tblPr>
+        <w:tblStyle w:val="TableGrid"/>
+        <w:tblW w:type="auto" w:w="0"/>
+        <w:tblLook w:firstColumn="1" w:firstRow="1" w:lastColumn="0" w:lastRow="0" w:noHBand="0" w:noVBand="1" w:val="04A0"/>
+      </w:tblPr>
+      <w:tblGrid>
+        <w:gridCol w:w="8640"/>
+      </w:tblGrid>
+      <w:tr>
+        <w:trPr>
+          <w:trHeight w:val="680" w:hRule="atLeast"/>
+        </w:trPr>
+        <w:tc>
+          <w:tcPr>
+            <w:tcW w:type="dxa" w:w="8640"/>
+          </w:tcPr>
+          <w:p>
+            <w:pPr>
+              <w:spacing w:before="40"/>
+            </w:pPr>
+          </w:p>
+        </w:tc>
+      </w:tr>
+    </w:tbl>
+    <w:p/>
     <w:p>
       <w:r>
         <w:rPr>
@@ -1494,62 +1464,32 @@
         <w:t xml:space="preserve"> time complexity of bubble sort.</w:t>
       </w:r>
     </w:p>
-    <w:p>
-      <w:pPr>
-        <w:spacing w:before="260"/>
-        <w:pBdr>
-          <w:bottom w:val="single" w:sz="4" w:space="1" w:color="AAB4C0"/>
-        </w:pBdr>
-      </w:pPr>
-    </w:p>
-    <w:p>
-      <w:pPr>
-        <w:spacing w:before="260"/>
-        <w:pBdr>
-          <w:bottom w:val="single" w:sz="4" w:space="1" w:color="AAB4C0"/>
-        </w:pBdr>
-      </w:pPr>
-    </w:p>
-    <w:p>
-      <w:pPr>
-        <w:spacing w:before="260"/>
-        <w:pBdr>
-          <w:bottom w:val="single" w:sz="4" w:space="1" w:color="AAB4C0"/>
-        </w:pBdr>
-      </w:pPr>
-    </w:p>
-    <w:p>
-      <w:pPr>
-        <w:spacing w:before="260"/>
-        <w:pBdr>
-          <w:bottom w:val="single" w:sz="4" w:space="1" w:color="AAB4C0"/>
-        </w:pBdr>
-      </w:pPr>
-    </w:p>
-    <w:p>
-      <w:pPr>
-        <w:spacing w:before="260"/>
-        <w:pBdr>
-          <w:bottom w:val="single" w:sz="4" w:space="1" w:color="AAB4C0"/>
-        </w:pBdr>
-      </w:pPr>
-    </w:p>
-    <w:p>
-      <w:pPr>
-        <w:spacing w:before="260"/>
-        <w:pBdr>
-          <w:bottom w:val="single" w:sz="4" w:space="1" w:color="AAB4C0"/>
-        </w:pBdr>
-      </w:pPr>
-    </w:p>
-    <w:p>
-      <w:pPr>
-        <w:spacing w:before="260"/>
-        <w:pBdr>
-          <w:bottom w:val="single" w:sz="4" w:space="1" w:color="AAB4C0"/>
-        </w:pBdr>
-      </w:pPr>
-    </w:p>
+    <w:tbl>
+      <w:tblPr>
+        <w:tblStyle w:val="TableGrid"/>
+        <w:tblW w:type="auto" w:w="0"/>
+        <w:tblLook w:firstColumn="1" w:firstRow="1" w:lastColumn="0" w:lastRow="0" w:noHBand="0" w:noVBand="1" w:val="04A0"/>
+      </w:tblPr>
+      <w:tblGrid>
+        <w:gridCol w:w="8640"/>
+      </w:tblGrid>
+      <w:tr>
+        <w:trPr>
+          <w:trHeight w:val="2380" w:hRule="atLeast"/>
+        </w:trPr>
+        <w:tc>
+          <w:tcPr>
+            <w:tcW w:type="dxa" w:w="8640"/>
+          </w:tcPr>
+          <w:p>
+            <w:pPr>
+              <w:spacing w:before="40"/>
+            </w:pPr>
+          </w:p>
+        </w:tc>
+      </w:tr>
+    </w:tbl>
+    <w:p/>
     <w:p>
       <w:r>
         <w:rPr>
@@ -1573,54 +1513,32 @@
         <w:t>(2.3 — Big O reasoning)</w:t>
       </w:r>
     </w:p>
-    <w:p>
-      <w:pPr>
-        <w:spacing w:before="260"/>
-        <w:pBdr>
-          <w:bottom w:val="single" w:sz="4" w:space="1" w:color="AAB4C0"/>
-        </w:pBdr>
-      </w:pPr>
-    </w:p>
-    <w:p>
-      <w:pPr>
-        <w:spacing w:before="260"/>
-        <w:pBdr>
-          <w:bottom w:val="single" w:sz="4" w:space="1" w:color="AAB4C0"/>
-        </w:pBdr>
-      </w:pPr>
-    </w:p>
-    <w:p>
-      <w:pPr>
-        <w:spacing w:before="260"/>
-        <w:pBdr>
-          <w:bottom w:val="single" w:sz="4" w:space="1" w:color="AAB4C0"/>
-        </w:pBdr>
-      </w:pPr>
-    </w:p>
-    <w:p>
-      <w:pPr>
-        <w:spacing w:before="260"/>
-        <w:pBdr>
-          <w:bottom w:val="single" w:sz="4" w:space="1" w:color="AAB4C0"/>
-        </w:pBdr>
-      </w:pPr>
-    </w:p>
-    <w:p>
-      <w:pPr>
-        <w:spacing w:before="260"/>
-        <w:pBdr>
-          <w:bottom w:val="single" w:sz="4" w:space="1" w:color="AAB4C0"/>
-        </w:pBdr>
-      </w:pPr>
-    </w:p>
-    <w:p>
-      <w:pPr>
-        <w:spacing w:before="260"/>
-        <w:pBdr>
-          <w:bottom w:val="single" w:sz="4" w:space="1" w:color="AAB4C0"/>
-        </w:pBdr>
-      </w:pPr>
-    </w:p>
+    <w:tbl>
+      <w:tblPr>
+        <w:tblStyle w:val="TableGrid"/>
+        <w:tblW w:type="auto" w:w="0"/>
+        <w:tblLook w:firstColumn="1" w:firstRow="1" w:lastColumn="0" w:lastRow="0" w:noHBand="0" w:noVBand="1" w:val="04A0"/>
+      </w:tblPr>
+      <w:tblGrid>
+        <w:gridCol w:w="8640"/>
+      </w:tblGrid>
+      <w:tr>
+        <w:trPr>
+          <w:trHeight w:val="2040" w:hRule="atLeast"/>
+        </w:trPr>
+        <w:tc>
+          <w:tcPr>
+            <w:tcW w:type="dxa" w:w="8640"/>
+          </w:tcPr>
+          <w:p>
+            <w:pPr>
+              <w:spacing w:before="40"/>
+            </w:pPr>
+          </w:p>
+        </w:tc>
+      </w:tr>
+    </w:tbl>
+    <w:p/>
     <w:p>
       <w:r>
         <w:rPr>
@@ -1637,38 +1555,32 @@
         <w:t>[3]</w:t>
       </w:r>
     </w:p>
-    <w:p>
-      <w:pPr>
-        <w:spacing w:before="260"/>
-        <w:pBdr>
-          <w:bottom w:val="single" w:sz="4" w:space="1" w:color="AAB4C0"/>
-        </w:pBdr>
-      </w:pPr>
-    </w:p>
-    <w:p>
-      <w:pPr>
-        <w:spacing w:before="260"/>
-        <w:pBdr>
-          <w:bottom w:val="single" w:sz="4" w:space="1" w:color="AAB4C0"/>
-        </w:pBdr>
-      </w:pPr>
-    </w:p>
-    <w:p>
-      <w:pPr>
-        <w:spacing w:before="260"/>
-        <w:pBdr>
-          <w:bottom w:val="single" w:sz="4" w:space="1" w:color="AAB4C0"/>
-        </w:pBdr>
-      </w:pPr>
-    </w:p>
-    <w:p>
-      <w:pPr>
-        <w:spacing w:before="260"/>
-        <w:pBdr>
-          <w:bottom w:val="single" w:sz="4" w:space="1" w:color="AAB4C0"/>
-        </w:pBdr>
-      </w:pPr>
-    </w:p>
+    <w:tbl>
+      <w:tblPr>
+        <w:tblStyle w:val="TableGrid"/>
+        <w:tblW w:type="auto" w:w="0"/>
+        <w:tblLook w:firstColumn="1" w:firstRow="1" w:lastColumn="0" w:lastRow="0" w:noHBand="0" w:noVBand="1" w:val="04A0"/>
+      </w:tblPr>
+      <w:tblGrid>
+        <w:gridCol w:w="8640"/>
+      </w:tblGrid>
+      <w:tr>
+        <w:trPr>
+          <w:trHeight w:val="1360" w:hRule="atLeast"/>
+        </w:trPr>
+        <w:tc>
+          <w:tcPr>
+            <w:tcW w:type="dxa" w:w="8640"/>
+          </w:tcPr>
+          <w:p>
+            <w:pPr>
+              <w:spacing w:before="40"/>
+            </w:pPr>
+          </w:p>
+        </w:tc>
+      </w:tr>
+    </w:tbl>
+    <w:p/>
     <w:p>
       <w:r>
         <w:rPr>
@@ -1685,22 +1597,32 @@
         <w:t>[1]</w:t>
       </w:r>
     </w:p>
-    <w:p>
-      <w:pPr>
-        <w:spacing w:before="260"/>
-        <w:pBdr>
-          <w:bottom w:val="single" w:sz="4" w:space="1" w:color="AAB4C0"/>
-        </w:pBdr>
-      </w:pPr>
-    </w:p>
-    <w:p>
-      <w:pPr>
-        <w:spacing w:before="260"/>
-        <w:pBdr>
-          <w:bottom w:val="single" w:sz="4" w:space="1" w:color="AAB4C0"/>
-        </w:pBdr>
-      </w:pPr>
-    </w:p>
+    <w:tbl>
+      <w:tblPr>
+        <w:tblStyle w:val="TableGrid"/>
+        <w:tblW w:type="auto" w:w="0"/>
+        <w:tblLook w:firstColumn="1" w:firstRow="1" w:lastColumn="0" w:lastRow="0" w:noHBand="0" w:noVBand="1" w:val="04A0"/>
+      </w:tblPr>
+      <w:tblGrid>
+        <w:gridCol w:w="8640"/>
+      </w:tblGrid>
+      <w:tr>
+        <w:trPr>
+          <w:trHeight w:val="680" w:hRule="atLeast"/>
+        </w:trPr>
+        <w:tc>
+          <w:tcPr>
+            <w:tcW w:type="dxa" w:w="8640"/>
+          </w:tcPr>
+          <w:p>
+            <w:pPr>
+              <w:spacing w:before="40"/>
+            </w:pPr>
+          </w:p>
+        </w:tc>
+      </w:tr>
+    </w:tbl>
+    <w:p/>
     <w:p>
       <w:r>
         <w:rPr>
@@ -1801,70 +1723,32 @@
         <w:t xml:space="preserve"> in the weighted, undirected graph below. Show a table of tentative distances and the order in which nodes are visited.</w:t>
       </w:r>
     </w:p>
-    <w:p>
-      <w:pPr>
-        <w:spacing w:before="260"/>
-        <w:pBdr>
-          <w:bottom w:val="single" w:sz="4" w:space="1" w:color="AAB4C0"/>
-        </w:pBdr>
-      </w:pPr>
-    </w:p>
-    <w:p>
-      <w:pPr>
-        <w:spacing w:before="260"/>
-        <w:pBdr>
-          <w:bottom w:val="single" w:sz="4" w:space="1" w:color="AAB4C0"/>
-        </w:pBdr>
-      </w:pPr>
-    </w:p>
-    <w:p>
-      <w:pPr>
-        <w:spacing w:before="260"/>
-        <w:pBdr>
-          <w:bottom w:val="single" w:sz="4" w:space="1" w:color="AAB4C0"/>
-        </w:pBdr>
-      </w:pPr>
-    </w:p>
-    <w:p>
-      <w:pPr>
-        <w:spacing w:before="260"/>
-        <w:pBdr>
-          <w:bottom w:val="single" w:sz="4" w:space="1" w:color="AAB4C0"/>
-        </w:pBdr>
-      </w:pPr>
-    </w:p>
-    <w:p>
-      <w:pPr>
-        <w:spacing w:before="260"/>
-        <w:pBdr>
-          <w:bottom w:val="single" w:sz="4" w:space="1" w:color="AAB4C0"/>
-        </w:pBdr>
-      </w:pPr>
-    </w:p>
-    <w:p>
-      <w:pPr>
-        <w:spacing w:before="260"/>
-        <w:pBdr>
-          <w:bottom w:val="single" w:sz="4" w:space="1" w:color="AAB4C0"/>
-        </w:pBdr>
-      </w:pPr>
-    </w:p>
-    <w:p>
-      <w:pPr>
-        <w:spacing w:before="260"/>
-        <w:pBdr>
-          <w:bottom w:val="single" w:sz="4" w:space="1" w:color="AAB4C0"/>
-        </w:pBdr>
-      </w:pPr>
-    </w:p>
-    <w:p>
-      <w:pPr>
-        <w:spacing w:before="260"/>
-        <w:pBdr>
-          <w:bottom w:val="single" w:sz="4" w:space="1" w:color="AAB4C0"/>
-        </w:pBdr>
-      </w:pPr>
-    </w:p>
+    <w:tbl>
+      <w:tblPr>
+        <w:tblStyle w:val="TableGrid"/>
+        <w:tblW w:type="auto" w:w="0"/>
+        <w:tblLook w:firstColumn="1" w:firstRow="1" w:lastColumn="0" w:lastRow="0" w:noHBand="0" w:noVBand="1" w:val="04A0"/>
+      </w:tblPr>
+      <w:tblGrid>
+        <w:gridCol w:w="8640"/>
+      </w:tblGrid>
+      <w:tr>
+        <w:trPr>
+          <w:trHeight w:val="2720" w:hRule="atLeast"/>
+        </w:trPr>
+        <w:tc>
+          <w:tcPr>
+            <w:tcW w:type="dxa" w:w="8640"/>
+          </w:tcPr>
+          <w:p>
+            <w:pPr>
+              <w:spacing w:before="40"/>
+            </w:pPr>
+          </w:p>
+        </w:tc>
+      </w:tr>
+    </w:tbl>
+    <w:p/>
     <w:p>
       <w:pPr>
         <w:shd w:fill="F2F2F2"/>
@@ -1909,70 +1793,32 @@
         <w:t xml:space="preserve"> A hospital is replacing a paper appointment system with networked software that stores patient data, lets staff search records, and sends automated reminders.</w:t>
       </w:r>
     </w:p>
-    <w:p>
-      <w:pPr>
-        <w:spacing w:before="260"/>
-        <w:pBdr>
-          <w:bottom w:val="single" w:sz="4" w:space="1" w:color="AAB4C0"/>
-        </w:pBdr>
-      </w:pPr>
-    </w:p>
-    <w:p>
-      <w:pPr>
-        <w:spacing w:before="260"/>
-        <w:pBdr>
-          <w:bottom w:val="single" w:sz="4" w:space="1" w:color="AAB4C0"/>
-        </w:pBdr>
-      </w:pPr>
-    </w:p>
-    <w:p>
-      <w:pPr>
-        <w:spacing w:before="260"/>
-        <w:pBdr>
-          <w:bottom w:val="single" w:sz="4" w:space="1" w:color="AAB4C0"/>
-        </w:pBdr>
-      </w:pPr>
-    </w:p>
-    <w:p>
-      <w:pPr>
-        <w:spacing w:before="260"/>
-        <w:pBdr>
-          <w:bottom w:val="single" w:sz="4" w:space="1" w:color="AAB4C0"/>
-        </w:pBdr>
-      </w:pPr>
-    </w:p>
-    <w:p>
-      <w:pPr>
-        <w:spacing w:before="260"/>
-        <w:pBdr>
-          <w:bottom w:val="single" w:sz="4" w:space="1" w:color="AAB4C0"/>
-        </w:pBdr>
-      </w:pPr>
-    </w:p>
-    <w:p>
-      <w:pPr>
-        <w:spacing w:before="260"/>
-        <w:pBdr>
-          <w:bottom w:val="single" w:sz="4" w:space="1" w:color="AAB4C0"/>
-        </w:pBdr>
-      </w:pPr>
-    </w:p>
-    <w:p>
-      <w:pPr>
-        <w:spacing w:before="260"/>
-        <w:pBdr>
-          <w:bottom w:val="single" w:sz="4" w:space="1" w:color="AAB4C0"/>
-        </w:pBdr>
-      </w:pPr>
-    </w:p>
-    <w:p>
-      <w:pPr>
-        <w:spacing w:before="260"/>
-        <w:pBdr>
-          <w:bottom w:val="single" w:sz="4" w:space="1" w:color="AAB4C0"/>
-        </w:pBdr>
-      </w:pPr>
-    </w:p>
+    <w:tbl>
+      <w:tblPr>
+        <w:tblStyle w:val="TableGrid"/>
+        <w:tblW w:type="auto" w:w="0"/>
+        <w:tblLook w:firstColumn="1" w:firstRow="1" w:lastColumn="0" w:lastRow="0" w:noHBand="0" w:noVBand="1" w:val="04A0"/>
+      </w:tblPr>
+      <w:tblGrid>
+        <w:gridCol w:w="8640"/>
+      </w:tblGrid>
+      <w:tr>
+        <w:trPr>
+          <w:trHeight w:val="2720" w:hRule="atLeast"/>
+        </w:trPr>
+        <w:tc>
+          <w:tcPr>
+            <w:tcW w:type="dxa" w:w="8640"/>
+          </w:tcPr>
+          <w:p>
+            <w:pPr>
+              <w:spacing w:before="40"/>
+            </w:pPr>
+          </w:p>
+        </w:tc>
+      </w:tr>
+    </w:tbl>
+    <w:p/>
     <w:p>
       <w:r>
         <w:rPr>
@@ -2073,70 +1919,32 @@
         <w:t>[6]</w:t>
       </w:r>
     </w:p>
-    <w:p>
-      <w:pPr>
-        <w:spacing w:before="260"/>
-        <w:pBdr>
-          <w:bottom w:val="single" w:sz="4" w:space="1" w:color="AAB4C0"/>
-        </w:pBdr>
-      </w:pPr>
-    </w:p>
-    <w:p>
-      <w:pPr>
-        <w:spacing w:before="260"/>
-        <w:pBdr>
-          <w:bottom w:val="single" w:sz="4" w:space="1" w:color="AAB4C0"/>
-        </w:pBdr>
-      </w:pPr>
-    </w:p>
-    <w:p>
-      <w:pPr>
-        <w:spacing w:before="260"/>
-        <w:pBdr>
-          <w:bottom w:val="single" w:sz="4" w:space="1" w:color="AAB4C0"/>
-        </w:pBdr>
-      </w:pPr>
-    </w:p>
-    <w:p>
-      <w:pPr>
-        <w:spacing w:before="260"/>
-        <w:pBdr>
-          <w:bottom w:val="single" w:sz="4" w:space="1" w:color="AAB4C0"/>
-        </w:pBdr>
-      </w:pPr>
-    </w:p>
-    <w:p>
-      <w:pPr>
-        <w:spacing w:before="260"/>
-        <w:pBdr>
-          <w:bottom w:val="single" w:sz="4" w:space="1" w:color="AAB4C0"/>
-        </w:pBdr>
-      </w:pPr>
-    </w:p>
-    <w:p>
-      <w:pPr>
-        <w:spacing w:before="260"/>
-        <w:pBdr>
-          <w:bottom w:val="single" w:sz="4" w:space="1" w:color="AAB4C0"/>
-        </w:pBdr>
-      </w:pPr>
-    </w:p>
-    <w:p>
-      <w:pPr>
-        <w:spacing w:before="260"/>
-        <w:pBdr>
-          <w:bottom w:val="single" w:sz="4" w:space="1" w:color="AAB4C0"/>
-        </w:pBdr>
-      </w:pPr>
-    </w:p>
-    <w:p>
-      <w:pPr>
-        <w:spacing w:before="260"/>
-        <w:pBdr>
-          <w:bottom w:val="single" w:sz="4" w:space="1" w:color="AAB4C0"/>
-        </w:pBdr>
-      </w:pPr>
-    </w:p>
+    <w:tbl>
+      <w:tblPr>
+        <w:tblStyle w:val="TableGrid"/>
+        <w:tblW w:type="auto" w:w="0"/>
+        <w:tblLook w:firstColumn="1" w:firstRow="1" w:lastColumn="0" w:lastRow="0" w:noHBand="0" w:noVBand="1" w:val="04A0"/>
+      </w:tblPr>
+      <w:tblGrid>
+        <w:gridCol w:w="8640"/>
+      </w:tblGrid>
+      <w:tr>
+        <w:trPr>
+          <w:trHeight w:val="2720" w:hRule="atLeast"/>
+        </w:trPr>
+        <w:tc>
+          <w:tcPr>
+            <w:tcW w:type="dxa" w:w="8640"/>
+          </w:tcPr>
+          <w:p>
+            <w:pPr>
+              <w:spacing w:before="40"/>
+            </w:pPr>
+          </w:p>
+        </w:tc>
+      </w:tr>
+    </w:tbl>
+    <w:p/>
     <w:p>
       <w:pPr>
         <w:pBdr>
